--- a/B-Corridor-News-Guide.docx
+++ b/B-Corridor-News-Guide.docx
@@ -3,9 +3,6 @@
 <w:document xmlns:wpc="http://schemas.microsoft.com/office/word/2010/wordprocessingCanvas" xmlns:mo="http://schemas.microsoft.com/office/mac/office/2008/main" xmlns:mc="http://schemas.openxmlformats.org/markup-compatibility/2006" xmlns:mv="urn:schemas-microsoft-com:mac:vml" xmlns:o="urn:schemas-microsoft-com:office:office" xmlns:r="http://schemas.openxmlformats.org/officeDocument/2006/relationships" xmlns:m="http://schemas.openxmlformats.org/officeDocument/2006/math" xmlns:v="urn:schemas-microsoft-com:vml" xmlns:wp14="http://schemas.microsoft.com/office/word/2010/wordprocessingDrawing" xmlns:wp="http://schemas.openxmlformats.org/drawingml/2006/wordprocessingDrawing" xmlns:w10="urn:schemas-microsoft-com:office:word" xmlns:w="http://schemas.openxmlformats.org/wordprocessingml/2006/main" xmlns:w14="http://schemas.microsoft.com/office/word/2010/wordml" xmlns:wpg="http://schemas.microsoft.com/office/word/2010/wordprocessingGroup" xmlns:wpi="http://schemas.microsoft.com/office/word/2010/wordprocessingInk" xmlns:wne="http://schemas.microsoft.com/office/word/2006/wordml" xmlns:wps="http://schemas.microsoft.com/office/word/2010/wordprocessingShape" mc:Ignorable="w14 wp14">
   <w:body>
     <w:p>
-      <w:pPr>
-        <w:jc w:val="left"/>
-      </w:pPr>
       <w:r>
         <w:rPr>
           <w:b/>
@@ -21,7 +18,7 @@
           <w:color w:val="5A7068"/>
           <w:sz w:val="26"/>
         </w:rPr>
-        <w:t>How to add and edit posts on the website</w:t>
+        <w:t>Editor Guide — how to write and manage News posts</w:t>
       </w:r>
     </w:p>
     <w:p>
@@ -29,11 +26,7 @@
         <w:spacing w:after="120"/>
       </w:pPr>
       <w:r>
-        <w:rPr>
-          <w:i w:val="0"/>
-          <w:sz w:val="22"/>
-        </w:rPr>
-        <w:t>A simple, step-by-step guide for writing News posts on the B Corridor website. No technical knowledge needed — if you can write an email, you can do this.</w:t>
+        <w:t>A simple, step-by-step guide. No technical knowledge needed — if you can write an email, you can do this.</w:t>
       </w:r>
     </w:p>
     <w:p/>
@@ -45,7 +38,7 @@
         <w:rPr>
           <w:b/>
           <w:color w:val="386B49"/>
-          <w:sz w:val="32"/>
+          <w:sz w:val="30"/>
         </w:rPr>
         <w:t>1.  Logging in</w:t>
       </w:r>
@@ -74,7 +67,7 @@
         <w:spacing w:after="60"/>
       </w:pPr>
       <w:r>
-        <w:t>Type your email and password, then click “Sign in”.</w:t>
+        <w:t>Enter your email and password, then click “Sign in”.</w:t>
       </w:r>
     </w:p>
     <w:p>
@@ -88,7 +81,7 @@
           <w:color w:val="5A7068"/>
           <w:sz w:val="21"/>
         </w:rPr>
-        <w:t>💡  Bookmark this page so it's easy to find next time. If you see “Login failed”, check the email and password are correct (the password is case-sensitive). If you've forgotten them, contact whoever set up your account.</w:t>
+        <w:t>💡  Bookmark this page. If you see “Invalid email or password”, check both are correct (case-sensitive). Forgotten them? Contact whoever set up your account.</w:t>
       </w:r>
     </w:p>
     <w:p>
@@ -99,7 +92,7 @@
         <w:rPr>
           <w:b/>
           <w:color w:val="386B49"/>
-          <w:sz w:val="32"/>
+          <w:sz w:val="30"/>
         </w:rPr>
         <w:t>2.  The Posts screen</w:t>
       </w:r>
@@ -109,11 +102,7 @@
         <w:spacing w:after="120"/>
       </w:pPr>
       <w:r>
-        <w:rPr>
-          <w:i w:val="0"/>
-          <w:sz w:val="22"/>
-        </w:rPr>
-        <w:t>After you sign in, you'll see Posts — a list of everything written so far. Each row shows a small photo, the title, a coloured label (Published = live on the website, or Draft = hidden), and the category and date.</w:t>
+        <w:t>After signing in you'll see Posts — a list of everything written so far. Each row shows a small photo, the title, a coloured label (Published = live, Draft = hidden), the category and the date.</w:t>
       </w:r>
     </w:p>
     <w:p>
@@ -121,11 +110,7 @@
         <w:spacing w:after="120"/>
       </w:pPr>
       <w:r>
-        <w:rPr>
-          <w:i w:val="0"/>
-          <w:sz w:val="22"/>
-        </w:rPr>
-        <w:t>From here you can:</w:t>
+        <w:t>For each post you can:</w:t>
       </w:r>
     </w:p>
     <w:p>
@@ -134,7 +119,7 @@
         <w:spacing w:after="60"/>
       </w:pPr>
       <w:r>
-        <w:t>Click “+ New post” (top right) to write a brand-new post.</w:t>
+        <w:t>View ↗ — opens the live page in a new tab (published posts only).</w:t>
       </w:r>
     </w:p>
     <w:p>
@@ -143,16 +128,15 @@
         <w:spacing w:after="60"/>
       </w:pPr>
       <w:r>
-        <w:t>Click “Edit” on any row to change an existing post.</w:t>
+        <w:t>Edit — open the post to change it.</w:t>
       </w:r>
     </w:p>
     <w:p>
       <w:pPr>
-        <w:pStyle w:val="ListBullet"/>
-        <w:spacing w:after="60"/>
+        <w:spacing w:after="120"/>
       </w:pPr>
       <w:r>
-        <w:t>Click “Log out” when you're finished.</w:t>
+        <w:t>At the top right: “+ New post” to start a new one, and “Log out” when finished.</w:t>
       </w:r>
     </w:p>
     <w:p>
@@ -163,7 +147,7 @@
         <w:rPr>
           <w:b/>
           <w:color w:val="386B49"/>
-          <w:sz w:val="32"/>
+          <w:sz w:val="30"/>
         </w:rPr>
         <w:t>3.  Writing a new post</w:t>
       </w:r>
@@ -173,11 +157,7 @@
         <w:spacing w:after="120"/>
       </w:pPr>
       <w:r>
-        <w:rPr>
-          <w:i w:val="0"/>
-          <w:sz w:val="22"/>
-        </w:rPr>
-        <w:t>Click “+ New post”. You'll see a form. Here's what each part means:</w:t>
+        <w:t>Click “+ New post” and fill in the form:</w:t>
       </w:r>
     </w:p>
     <w:tbl>
@@ -245,8 +225,9 @@
             <w:tcW w:type="dxa" w:w="4320"/>
           </w:tcPr>
           <w:p>
+            <w:r/>
             <w:r>
-              <w:t>The headline of your post. e.g. “A Corridor in Bloom”</w:t>
+              <w:t>The headline. e.g. “A Corridor in Bloom”</w:t>
             </w:r>
           </w:p>
         </w:tc>
@@ -271,8 +252,9 @@
             <w:tcW w:type="dxa" w:w="4320"/>
           </w:tcPr>
           <w:p>
+            <w:r/>
             <w:r>
-              <w:t>1–2 sentences. The teaser shown on the cards on the News page and homepage.</w:t>
+              <w:t>1–2 sentences — the teaser shown on the cards on the News page and homepage.</w:t>
             </w:r>
           </w:p>
         </w:tc>
@@ -297,6 +279,7 @@
             <w:tcW w:type="dxa" w:w="4320"/>
           </w:tcPr>
           <w:p>
+            <w:r/>
             <w:r>
               <w:t>Pick one: Action, Education, or Community.</w:t>
             </w:r>
@@ -323,6 +306,7 @@
             <w:tcW w:type="dxa" w:w="4320"/>
           </w:tcPr>
           <w:p>
+            <w:r/>
             <w:r>
               <w:t>The date of the post (defaults to today).</w:t>
             </w:r>
@@ -349,8 +333,9 @@
             <w:tcW w:type="dxa" w:w="4320"/>
           </w:tcPr>
           <w:p>
+            <w:r/>
             <w:r>
-              <w:t>Who wrote it. Defaults to “B Corridor Team” — you can change it.</w:t>
+              <w:t>Who wrote it. Defaults to “B Corridor Team”.</w:t>
             </w:r>
           </w:p>
         </w:tc>
@@ -375,8 +360,9 @@
             <w:tcW w:type="dxa" w:w="4320"/>
           </w:tcPr>
           <w:p>
+            <w:r/>
             <w:r>
-              <w:t>The big photo at the top of the article (see ‘Adding photos’).</w:t>
+              <w:t>The big photo at the top (see section 5).</w:t>
             </w:r>
           </w:p>
         </w:tc>
@@ -401,8 +387,9 @@
             <w:tcW w:type="dxa" w:w="4320"/>
           </w:tcPr>
           <w:p>
+            <w:r/>
             <w:r>
-              <w:t>The body of your post — where you write (see next section).</w:t>
+              <w:t>The body of your post (see section 4).</w:t>
             </w:r>
           </w:p>
         </w:tc>
@@ -427,8 +414,9 @@
             <w:tcW w:type="dxa" w:w="4320"/>
           </w:tcPr>
           <w:p>
+            <w:r/>
             <w:r>
-              <w:t>Published = live on the site. Draft = saved but hidden from the public.</w:t>
+              <w:t>Published = live. Draft = saved but hidden from the public.</w:t>
             </w:r>
           </w:p>
         </w:tc>
@@ -444,11 +432,7 @@
         <w:spacing w:after="120"/>
       </w:pPr>
       <w:r>
-        <w:rPr>
-          <w:i w:val="0"/>
-          <w:sz w:val="22"/>
-        </w:rPr>
-        <w:t>When you're happy, click Save (bottom). The live website updates by itself in about a minute — there's nothing else to do.</w:t>
+        <w:t>When you're happy, click Save. The live website updates by itself in about a minute — there's nothing else to do.</w:t>
       </w:r>
     </w:p>
     <w:p>
@@ -459,7 +443,7 @@
         <w:rPr>
           <w:b/>
           <w:color w:val="386B49"/>
-          <w:sz w:val="32"/>
+          <w:sz w:val="30"/>
         </w:rPr>
         <w:t>4.  Writing the article text</w:t>
       </w:r>
@@ -469,11 +453,7 @@
         <w:spacing w:after="120"/>
       </w:pPr>
       <w:r>
-        <w:rPr>
-          <w:i w:val="0"/>
-          <w:sz w:val="22"/>
-        </w:rPr>
-        <w:t>The big writing box has a toolbar of buttons along the top. Type your text like a normal document, then use the buttons to format it:</w:t>
+        <w:t>The big writing box has a toolbar. Type normally, then use the buttons to format:</w:t>
       </w:r>
     </w:p>
     <w:tbl>
@@ -541,6 +521,7 @@
             <w:tcW w:type="dxa" w:w="4320"/>
           </w:tcPr>
           <w:p>
+            <w:r/>
             <w:r>
               <w:t>Select the words first, then click B.</w:t>
             </w:r>
@@ -567,6 +548,7 @@
             <w:tcW w:type="dxa" w:w="4320"/>
           </w:tcPr>
           <w:p>
+            <w:r/>
             <w:r>
               <w:t>Select the words first, then click i.</w:t>
             </w:r>
@@ -593,6 +575,7 @@
             <w:tcW w:type="dxa" w:w="4320"/>
           </w:tcPr>
           <w:p>
+            <w:r/>
             <w:r>
               <w:t>A big heading. Click on the line, then click H2.</w:t>
             </w:r>
@@ -619,6 +602,7 @@
             <w:tcW w:type="dxa" w:w="4320"/>
           </w:tcPr>
           <w:p>
+            <w:r/>
             <w:r>
               <w:t>A smaller sub-heading. Click on the line, then click H3.</w:t>
             </w:r>
@@ -645,6 +629,7 @@
             <w:tcW w:type="dxa" w:w="4320"/>
           </w:tcPr>
           <w:p>
+            <w:r/>
             <w:r>
               <w:t>A bulleted list. Click where you want it, then click it.</w:t>
             </w:r>
@@ -671,6 +656,7 @@
             <w:tcW w:type="dxa" w:w="4320"/>
           </w:tcPr>
           <w:p>
+            <w:r/>
             <w:r>
               <w:t>A highlighted quote. Click on the line, then click it.</w:t>
             </w:r>
@@ -697,8 +683,9 @@
             <w:tcW w:type="dxa" w:w="4320"/>
           </w:tcPr>
           <w:p>
+            <w:r/>
             <w:r>
-              <w:t>Turn text into a clickable link. Select the words, click Link, paste the web address (starting https://).</w:t>
+              <w:t>Select the words, click Link, paste the web address (starting https://).</w:t>
             </w:r>
           </w:p>
         </w:tc>
@@ -723,8 +710,9 @@
             <w:tcW w:type="dxa" w:w="4320"/>
           </w:tcPr>
           <w:p>
+            <w:r/>
             <w:r>
-              <w:t>Put one photo in the text (see below).</w:t>
+              <w:t>One photo in the text (see section 5).</w:t>
             </w:r>
           </w:p>
         </w:tc>
@@ -749,8 +737,9 @@
             <w:tcW w:type="dxa" w:w="4320"/>
           </w:tcPr>
           <w:p>
+            <w:r/>
             <w:r>
-              <w:t>A swipeable gallery of several photos (see below).</w:t>
+              <w:t>A swipeable gallery of photos (see section 6).</w:t>
             </w:r>
           </w:p>
         </w:tc>
@@ -775,8 +764,9 @@
             <w:tcW w:type="dxa" w:w="4320"/>
           </w:tcPr>
           <w:p>
+            <w:r/>
             <w:r>
-              <w:t>Embed a YouTube or Vimeo video (see below).</w:t>
+              <w:t>A YouTube or Vimeo video (see section 7).</w:t>
             </w:r>
           </w:p>
         </w:tc>
@@ -798,7 +788,7 @@
           <w:color w:val="5A7068"/>
           <w:sz w:val="21"/>
         </w:rPr>
-        <w:t>💡  To start a new paragraph, just press Enter like normal.</w:t>
+        <w:t>💡  To start a new paragraph, just press Enter.</w:t>
       </w:r>
     </w:p>
     <w:p>
@@ -809,9 +799,17 @@
         <w:rPr>
           <w:b/>
           <w:color w:val="386B49"/>
-          <w:sz w:val="32"/>
+          <w:sz w:val="30"/>
         </w:rPr>
-        <w:t>5.  Adding photos</w:t>
+        <w:t>5.  Photos</w:t>
+      </w:r>
+    </w:p>
+    <w:p>
+      <w:pPr>
+        <w:spacing w:after="120"/>
+      </w:pPr>
+      <w:r>
+        <w:t>You don't need to worry about photo size — the system automatically shrinks and compresses photos so the site stays fast, and they appear instantly in the editor.</w:t>
       </w:r>
     </w:p>
     <w:p>
@@ -820,10 +818,36 @@
       </w:pPr>
       <w:r>
         <w:rPr>
-          <w:i w:val="0"/>
-          <w:sz w:val="22"/>
+          <w:color w:val="386B49"/>
         </w:rPr>
-        <w:t>You don't need to worry about photo size — the system automatically shrinks large photos so the website stays fast. Just upload the picture straight from your phone or computer.</w:t>
+        <w:t>Featured photo (top of the article):</w:t>
+      </w:r>
+    </w:p>
+    <w:p>
+      <w:pPr>
+        <w:pStyle w:val="ListNumber"/>
+        <w:spacing w:after="60"/>
+      </w:pPr>
+      <w:r>
+        <w:t>Next to Featured image, click Browse and pick a photo.</w:t>
+      </w:r>
+    </w:p>
+    <w:p>
+      <w:pPr>
+        <w:pStyle w:val="ListNumber"/>
+        <w:spacing w:after="60"/>
+      </w:pPr>
+      <w:r>
+        <w:t>A preview appears once it's added.</w:t>
+      </w:r>
+    </w:p>
+    <w:p>
+      <w:pPr>
+        <w:pStyle w:val="ListNumber"/>
+        <w:spacing w:after="60"/>
+      </w:pPr>
+      <w:r>
+        <w:t>To change it, click “✕ Remove featured image”, then add a different one.</w:t>
       </w:r>
     </w:p>
     <w:p>
@@ -832,49 +856,7 @@
       </w:pPr>
       <w:r>
         <w:rPr>
-          <w:i w:val="0"/>
           <w:color w:val="386B49"/>
-          <w:sz w:val="22"/>
-        </w:rPr>
-        <w:t>The big featured photo (top of the article):</w:t>
-      </w:r>
-    </w:p>
-    <w:p>
-      <w:pPr>
-        <w:pStyle w:val="ListNumber"/>
-        <w:spacing w:after="60"/>
-      </w:pPr>
-      <w:r>
-        <w:t>Find the Featured image field.</w:t>
-      </w:r>
-    </w:p>
-    <w:p>
-      <w:pPr>
-        <w:pStyle w:val="ListNumber"/>
-        <w:spacing w:after="60"/>
-      </w:pPr>
-      <w:r>
-        <w:t>Click “Choose file” and pick a photo.</w:t>
-      </w:r>
-    </w:p>
-    <w:p>
-      <w:pPr>
-        <w:pStyle w:val="ListNumber"/>
-        <w:spacing w:after="60"/>
-      </w:pPr>
-      <w:r>
-        <w:t>A small preview appears once it's uploaded.</w:t>
-      </w:r>
-    </w:p>
-    <w:p>
-      <w:pPr>
-        <w:spacing w:after="120"/>
-      </w:pPr>
-      <w:r>
-        <w:rPr>
-          <w:i w:val="0"/>
-          <w:color w:val="386B49"/>
-          <w:sz w:val="22"/>
         </w:rPr>
         <w:t>A photo inside the text:</w:t>
       </w:r>
@@ -894,7 +876,7 @@
         <w:spacing w:after="60"/>
       </w:pPr>
       <w:r>
-        <w:t>Click the 🖼 Image button in the toolbar.</w:t>
+        <w:t>Click the 🖼 Image button and choose a photo — it drops straight in.</w:t>
       </w:r>
     </w:p>
     <w:p>
@@ -903,7 +885,20 @@
         <w:spacing w:after="60"/>
       </w:pPr>
       <w:r>
-        <w:t>Choose a photo. It drops straight in.</w:t>
+        <w:t>To remove it: click the photo, then click the “✕ Remove image” button that appears.</w:t>
+      </w:r>
+    </w:p>
+    <w:p>
+      <w:pPr>
+        <w:spacing w:before="280" w:after="120"/>
+      </w:pPr>
+      <w:r>
+        <w:rPr>
+          <w:b/>
+          <w:color w:val="386B49"/>
+          <w:sz w:val="30"/>
+        </w:rPr>
+        <w:t>6.  Carousels (a swipeable gallery)</w:t>
       </w:r>
     </w:p>
     <w:p>
@@ -912,11 +907,9 @@
       </w:pPr>
       <w:r>
         <w:rPr>
-          <w:i w:val="0"/>
           <w:color w:val="386B49"/>
-          <w:sz w:val="22"/>
         </w:rPr>
-        <w:t>A carousel (several photos people can swipe through):</w:t>
+        <w:t>Adding one:</w:t>
       </w:r>
     </w:p>
     <w:p>
@@ -934,7 +927,7 @@
         <w:spacing w:after="60"/>
       </w:pPr>
       <w:r>
-        <w:t>Select several photos at once (hold Ctrl or ⌘ to pick more than one).</w:t>
+        <w:t>Select several photos at once (hold Ctrl / ⌘ to pick more than one).</w:t>
       </w:r>
     </w:p>
     <w:p>
@@ -943,7 +936,7 @@
         <w:spacing w:after="60"/>
       </w:pPr>
       <w:r>
-        <w:t>A box opens showing each photo with a caption field underneath. Type a caption for any photo (or leave it blank), then click “Add to article”.</w:t>
+        <w:t>A box opens showing every photo with a caption field underneath. Type a caption for any photo (or leave it blank). To drop a photo picked by mistake, click its ✕.</w:t>
       </w:r>
     </w:p>
     <w:p>
@@ -952,7 +945,45 @@
         <w:spacing w:after="60"/>
       </w:pPr>
       <w:r>
-        <w:t>The gallery appears as a green dashed box in the editor. That's normal — it looks proper on the live site.</w:t>
+        <w:t>Click “Add to article”. It appears as a green dashed box in the editor — that's normal; it looks proper on the live site.</w:t>
+      </w:r>
+    </w:p>
+    <w:p>
+      <w:pPr>
+        <w:spacing w:after="120"/>
+      </w:pPr>
+      <w:r>
+        <w:rPr>
+          <w:color w:val="386B49"/>
+        </w:rPr>
+        <w:t>Changing it later — click the green carousel box in the editor to reopen the manager, where you can:</w:t>
+      </w:r>
+    </w:p>
+    <w:p>
+      <w:pPr>
+        <w:pStyle w:val="ListBullet"/>
+        <w:spacing w:after="60"/>
+      </w:pPr>
+      <w:r>
+        <w:t>Edit captions, then click “Save changes”.</w:t>
+      </w:r>
+    </w:p>
+    <w:p>
+      <w:pPr>
+        <w:pStyle w:val="ListBullet"/>
+        <w:spacing w:after="60"/>
+      </w:pPr>
+      <w:r>
+        <w:t>Remove a single photo with its ✕.</w:t>
+      </w:r>
+    </w:p>
+    <w:p>
+      <w:pPr>
+        <w:pStyle w:val="ListBullet"/>
+        <w:spacing w:after="60"/>
+      </w:pPr>
+      <w:r>
+        <w:t>Delete the whole carousel with the “Delete carousel” button.</w:t>
       </w:r>
     </w:p>
     <w:p>
@@ -966,7 +997,7 @@
           <w:color w:val="5A7068"/>
           <w:sz w:val="21"/>
         </w:rPr>
-        <w:t>💡  To change a caption later, just click the green carousel box in the editor — the caption box reopens, so you can edit the wording and click “Save captions”. (To add or remove photos, delete the carousel and add it again.)</w:t>
+        <w:t>💡  To add more photos to an existing carousel, delete it and create it again with all the photos together.</w:t>
       </w:r>
     </w:p>
     <w:p>
@@ -977,9 +1008,17 @@
         <w:rPr>
           <w:b/>
           <w:color w:val="386B49"/>
-          <w:sz w:val="32"/>
+          <w:sz w:val="30"/>
         </w:rPr>
-        <w:t>6.  Adding a video</w:t>
+        <w:t>7.  Videos</w:t>
+      </w:r>
+    </w:p>
+    <w:p>
+      <w:pPr>
+        <w:spacing w:after="120"/>
+      </w:pPr>
+      <w:r>
+        <w:t>Videos are added as a YouTube or Vimeo link (you can't upload a video file — see the note below).</w:t>
       </w:r>
     </w:p>
     <w:p>
@@ -988,7 +1027,7 @@
         <w:spacing w:after="60"/>
       </w:pPr>
       <w:r>
-        <w:t>Copy the video's web address from YouTube or Vimeo (the link in your browser's address bar).</w:t>
+        <w:t>Upload your video to YouTube or Vimeo first (you can mark it Unlisted on YouTube so it isn't public there but still plays on your site).</w:t>
       </w:r>
     </w:p>
     <w:p>
@@ -997,7 +1036,7 @@
         <w:spacing w:after="60"/>
       </w:pPr>
       <w:r>
-        <w:t>Click the 🎬 Video button in the toolbar.</w:t>
+        <w:t>Copy the video's web address from your browser.</w:t>
       </w:r>
     </w:p>
     <w:p>
@@ -1006,7 +1045,7 @@
         <w:spacing w:after="60"/>
       </w:pPr>
       <w:r>
-        <w:t>Paste the link.</w:t>
+        <w:t>Click the 🎬 Video button and paste the link.</w:t>
       </w:r>
     </w:p>
     <w:p>
@@ -1015,7 +1054,7 @@
         <w:spacing w:after="60"/>
       </w:pPr>
       <w:r>
-        <w:t>It asks if you want it to play automatically (it will be silent/muted) — choose Yes or No.</w:t>
+        <w:t>It asks if it should play automatically (it will be silent/muted) — choose Yes or No.</w:t>
       </w:r>
     </w:p>
     <w:p>
@@ -1023,11 +1062,29 @@
         <w:spacing w:after="120"/>
       </w:pPr>
       <w:r>
+        <w:t>The video appears as a green box labelled “Video” in the editor — that's just a placeholder; the real video plays on the live site.</w:t>
+      </w:r>
+    </w:p>
+    <w:p>
+      <w:pPr>
+        <w:spacing w:after="120"/>
+      </w:pPr>
+      <w:r>
+        <w:t>To remove a video: click the green video box, then click the “✕ Remove video” button.</w:t>
+      </w:r>
+    </w:p>
+    <w:p>
+      <w:pPr>
+        <w:spacing w:after="160"/>
+        <w:ind w:left="216"/>
+      </w:pPr>
+      <w:r>
         <w:rPr>
-          <w:i w:val="0"/>
-          <w:sz w:val="22"/>
+          <w:i/>
+          <w:color w:val="5A7068"/>
+          <w:sz w:val="21"/>
         </w:rPr>
-        <w:t>It appears as a green box labelled ‘Video’ in the editor — that's just a placeholder; the real video shows on the live site.</w:t>
+        <w:t>ℹ  Why no direct video upload? Video files are very large and would slow the site down. YouTube/Vimeo handle storage and smooth playback for free — so we link to them instead.</w:t>
       </w:r>
     </w:p>
     <w:p>
@@ -1038,9 +1095,9 @@
         <w:rPr>
           <w:b/>
           <w:color w:val="386B49"/>
-          <w:sz w:val="32"/>
+          <w:sz w:val="30"/>
         </w:rPr>
-        <w:t>7.  Editing or deleting a post</w:t>
+        <w:t>8.  Editing, viewing and deleting</w:t>
       </w:r>
     </w:p>
     <w:p>
@@ -1049,7 +1106,7 @@
         <w:spacing w:after="60"/>
       </w:pPr>
       <w:r>
-        <w:t>To edit: on the Posts screen, click Edit on the post, make your changes, then click Save.</w:t>
+        <w:t>Edit: on the Posts screen, click Edit, make changes, then Save.</w:t>
       </w:r>
     </w:p>
     <w:p>
@@ -1058,7 +1115,16 @@
         <w:spacing w:after="60"/>
       </w:pPr>
       <w:r>
-        <w:t>To delete: open the post with Edit, scroll down, click Delete, and confirm. Deleting cannot be undone, so be sure.</w:t>
+        <w:t>View live: click “View ↗” on the Posts list, or “View live ↗” inside the editor, to open the published page in a new tab.</w:t>
+      </w:r>
+    </w:p>
+    <w:p>
+      <w:pPr>
+        <w:pStyle w:val="ListBullet"/>
+        <w:spacing w:after="60"/>
+      </w:pPr>
+      <w:r>
+        <w:t>Delete: open the post with Edit, scroll down, click Delete, confirm. Deleting cannot be undone.</w:t>
       </w:r>
     </w:p>
     <w:p>
@@ -1069,9 +1135,9 @@
         <w:rPr>
           <w:b/>
           <w:color w:val="386B49"/>
-          <w:sz w:val="32"/>
+          <w:sz w:val="30"/>
         </w:rPr>
-        <w:t>8.  Drafts vs Published</w:t>
+        <w:t>9.  Drafts vs Published</w:t>
       </w:r>
     </w:p>
     <w:p>
@@ -1080,7 +1146,7 @@
         <w:spacing w:after="60"/>
       </w:pPr>
       <w:r>
-        <w:t>Set Visibility to Draft to save your work without showing it to the public — handy if it's not finished.</w:t>
+        <w:t>Set Visibility to Draft to save without showing it to the public — handy when it's not finished.</w:t>
       </w:r>
     </w:p>
     <w:p>
@@ -1098,7 +1164,7 @@
         <w:spacing w:after="60"/>
       </w:pPr>
       <w:r>
-        <w:t>You can switch a Draft to Published (or back) any time by editing it.</w:t>
+        <w:t>You can switch between them any time by editing the post.</w:t>
       </w:r>
     </w:p>
     <w:p>
@@ -1123,9 +1189,9 @@
         <w:rPr>
           <w:b/>
           <w:color w:val="386B49"/>
-          <w:sz w:val="32"/>
+          <w:sz w:val="30"/>
         </w:rPr>
-        <w:t>9.  Good to know</w:t>
+        <w:t>10.  Good to know</w:t>
       </w:r>
     </w:p>
     <w:p>
@@ -1134,7 +1200,7 @@
         <w:spacing w:after="60"/>
       </w:pPr>
       <w:r>
-        <w:t>Saving: after you click Save, the website refreshes itself in about a minute. If you don't see your change immediately, wait a moment and reload the page.</w:t>
+        <w:t>Saving: after you click Save, the live website refreshes itself in about a minute. If you don't see your change, wait a moment and reload.</w:t>
       </w:r>
     </w:p>
     <w:p>
@@ -1143,7 +1209,7 @@
         <w:spacing w:after="60"/>
       </w:pPr>
       <w:r>
-        <w:t>“Please sign in again”: if you've been idle a long time you may be logged out for security. Just sign in again — your post is safe if you'd saved it.</w:t>
+        <w:t>“Please sign in again”: if idle a long time you may be logged out for security. Just sign in again — saved work is safe.</w:t>
       </w:r>
     </w:p>
     <w:p>
@@ -1152,7 +1218,7 @@
         <w:spacing w:after="60"/>
       </w:pPr>
       <w:r>
-        <w:t>Photos: clear, landscape (wide) photos usually look best as the featured image.</w:t>
+        <w:t>Photos: clear, landscape (wide) photos look best as the featured image.</w:t>
       </w:r>
     </w:p>
     <w:p>
@@ -1161,7 +1227,7 @@
         <w:spacing w:after="60"/>
       </w:pPr>
       <w:r>
-        <w:t>Take your time: you can always come back and edit. Nothing is final until you're happy.</w:t>
+        <w:t>Take your time: you can always come back and edit. Nothing is final.</w:t>
       </w:r>
     </w:p>
     <w:p/>
